--- a/data/discovery/stakeholder-requests/2026-08-11-tomas-silva.docx
+++ b/data/discovery/stakeholder-requests/2026-08-11-tomas-silva.docx
@@ -23,7 +23,7 @@
     <w:p/>
     <w:p>
       <w:r>
-        <w:t>POL-03 requires a documented transfer basis where customer data is processed outside the region it originates in.</w:t>
+        <w:t>POLICY-03 requires a documented transfer basis where customer data is processed outside the region it originates in.</w:t>
       </w:r>
     </w:p>
     <w:p>

--- a/data/discovery/stakeholder-requests/2026-08-11-tomas-silva.docx
+++ b/data/discovery/stakeholder-requests/2026-08-11-tomas-silva.docx
@@ -28,7 +28,7 @@
     </w:p>
     <w:p>
       <w:r>
-        <w:t>For the LATAM accounts in the proposed expansion I have not seen where the inference runs or what data reaches it. Until I do I cannot sign off on those accounts.</w:t>
+        <w:t>For the LATAM accounts in the proposed expansion I have not seen where the search runs or what data reaches it. Until I do I cannot sign off on those accounts.</w:t>
       </w:r>
     </w:p>
     <w:p>
